--- a/Files/05 - Devarim/07 - Ki Savo/5786/Ki Savo 5786.docx
+++ b/Files/05 - Devarim/07 - Ki Savo/5786/Ki Savo 5786.docx
@@ -38,7 +38,19 @@
         <w:rPr>
           <w:rFonts w:ascii="Times New Roman" w:hAnsi="Times New Roman" w:cs="Times New Roman"/>
         </w:rPr>
-        <w:t>ve brought t</w:t>
+        <w:t xml:space="preserve">ve </w:t>
+      </w:r>
+      <w:r>
+        <w:rPr>
+          <w:rFonts w:ascii="Times New Roman" w:hAnsi="Times New Roman" w:cs="Times New Roman"/>
+        </w:rPr>
+        <w:t>noted</w:t>
+      </w:r>
+      <w:r>
+        <w:rPr>
+          <w:rFonts w:ascii="Times New Roman" w:hAnsi="Times New Roman" w:cs="Times New Roman"/>
+        </w:rPr>
+        <w:t xml:space="preserve"> t</w:t>
       </w:r>
       <w:r>
         <w:rPr>
@@ -512,7 +524,19 @@
         <w:rPr>
           <w:rFonts w:ascii="Times New Roman" w:hAnsi="Times New Roman" w:cs="Times New Roman"/>
         </w:rPr>
-        <w:t xml:space="preserve"> which I can honestly say I never heard of, but this is such a </w:t>
+        <w:t xml:space="preserve"> which I can honestly say I</w:t>
+      </w:r>
+      <w:r>
+        <w:rPr>
+          <w:rFonts w:ascii="Times New Roman" w:hAnsi="Times New Roman" w:cs="Times New Roman"/>
+        </w:rPr>
+        <w:t xml:space="preserve"> have</w:t>
+      </w:r>
+      <w:r>
+        <w:rPr>
+          <w:rFonts w:ascii="Times New Roman" w:hAnsi="Times New Roman" w:cs="Times New Roman"/>
+        </w:rPr>
+        <w:t xml:space="preserve"> never heard of, but this is such a </w:t>
       </w:r>
       <w:r>
         <w:rPr>
@@ -538,6 +562,55 @@
           <w:rFonts w:ascii="Times New Roman" w:hAnsi="Times New Roman" w:cs="Times New Roman"/>
         </w:rPr>
         <w:t xml:space="preserve"> that I felt it was worthy of inclusion.</w:t>
+      </w:r>
+      <w:r>
+        <w:rPr>
+          <w:rFonts w:ascii="Times New Roman" w:hAnsi="Times New Roman" w:cs="Times New Roman"/>
+        </w:rPr>
+        <w:t xml:space="preserve"> </w:t>
+      </w:r>
+      <w:r>
+        <w:rPr>
+          <w:rFonts w:ascii="Times New Roman" w:hAnsi="Times New Roman" w:cs="Times New Roman"/>
+        </w:rPr>
+        <w:t>It is brought down in the name of R</w:t>
+      </w:r>
+      <w:r>
+        <w:rPr>
+          <w:rFonts w:ascii="Times New Roman" w:hAnsi="Times New Roman" w:cs="Times New Roman"/>
+        </w:rPr>
+        <w:t>’</w:t>
+      </w:r>
+      <w:r>
+        <w:rPr>
+          <w:rFonts w:ascii="Times New Roman" w:hAnsi="Times New Roman" w:cs="Times New Roman"/>
+        </w:rPr>
+        <w:t xml:space="preserve"> Avraham Genachowski </w:t>
+      </w:r>
+      <w:r>
+        <w:rPr>
+          <w:rFonts w:ascii="Times New Roman" w:hAnsi="Times New Roman" w:cs="Times New Roman" w:hint="cs"/>
+          <w:rtl/>
+        </w:rPr>
+        <w:t>זצ״ל</w:t>
+      </w:r>
+      <w:r>
+        <w:rPr>
+          <w:rFonts w:ascii="Times New Roman" w:hAnsi="Times New Roman" w:cs="Times New Roman"/>
+        </w:rPr>
+        <w:t xml:space="preserve">, and it says here that he was very fond of the following story which he would </w:t>
+      </w:r>
+      <w:r>
+        <w:rPr>
+          <w:rFonts w:ascii="Times New Roman" w:hAnsi="Times New Roman" w:cs="Times New Roman"/>
+        </w:rPr>
+        <w:t xml:space="preserve">often </w:t>
+      </w:r>
+      <w:r>
+        <w:rPr>
+          <w:rFonts w:ascii="Times New Roman" w:hAnsi="Times New Roman" w:cs="Times New Roman"/>
+        </w:rPr>
+        <w:t>retell, drawing important lessons from it.</w:t>
       </w:r>
     </w:p>
     <w:p>
@@ -551,32 +624,46 @@
         <w:rPr>
           <w:rFonts w:ascii="Times New Roman" w:hAnsi="Times New Roman" w:cs="Times New Roman"/>
         </w:rPr>
-        <w:t>It is brought down in the name of R</w:t>
-      </w:r>
-      <w:r>
-        <w:rPr>
-          <w:rFonts w:ascii="Times New Roman" w:hAnsi="Times New Roman" w:cs="Times New Roman"/>
-        </w:rPr>
-        <w:t>’</w:t>
-      </w:r>
-      <w:r>
-        <w:rPr>
-          <w:rFonts w:ascii="Times New Roman" w:hAnsi="Times New Roman" w:cs="Times New Roman"/>
-        </w:rPr>
-        <w:t xml:space="preserve"> Avraham Genachowski </w:t>
-      </w:r>
-      <w:r>
-        <w:rPr>
-          <w:rFonts w:ascii="Times New Roman" w:hAnsi="Times New Roman" w:cs="Times New Roman" w:hint="cs"/>
-          <w:rtl/>
-        </w:rPr>
-        <w:t>זצ״ל</w:t>
-      </w:r>
-      <w:r>
-        <w:rPr>
-          <w:rFonts w:ascii="Times New Roman" w:hAnsi="Times New Roman" w:cs="Times New Roman"/>
-        </w:rPr>
-        <w:t>, and it says here that he was very fond of the following story which he would retell often, drawing important lessons from it.</w:t>
+        <w:t xml:space="preserve">Years ago, there was a pious and God-fearing </w:t>
+      </w:r>
+      <w:r>
+        <w:rPr>
+          <w:rFonts w:ascii="Times New Roman" w:hAnsi="Times New Roman" w:cs="Times New Roman" w:hint="cs"/>
+          <w:rtl/>
+        </w:rPr>
+        <w:t>תלמיד</w:t>
+      </w:r>
+      <w:r>
+        <w:rPr>
+          <w:rFonts w:ascii="Times New Roman" w:hAnsi="Times New Roman" w:cs="Times New Roman"/>
+          <w:rtl/>
+        </w:rPr>
+        <w:t xml:space="preserve"> </w:t>
+      </w:r>
+      <w:r>
+        <w:rPr>
+          <w:rFonts w:ascii="Times New Roman" w:hAnsi="Times New Roman" w:cs="Times New Roman" w:hint="cs"/>
+          <w:rtl/>
+        </w:rPr>
+        <w:t>חכם</w:t>
+      </w:r>
+      <w:r>
+        <w:rPr>
+          <w:rFonts w:ascii="Times New Roman" w:hAnsi="Times New Roman" w:cs="Times New Roman"/>
+        </w:rPr>
+        <w:t xml:space="preserve"> who lived in Kiryat Arba, a small city near Haifa. He toiled in </w:t>
+      </w:r>
+      <w:r>
+        <w:rPr>
+          <w:rFonts w:ascii="Times New Roman" w:hAnsi="Times New Roman" w:cs="Times New Roman"/>
+        </w:rPr>
+        <w:t>Torah</w:t>
+      </w:r>
+      <w:r>
+        <w:rPr>
+          <w:rFonts w:ascii="Times New Roman" w:hAnsi="Times New Roman" w:cs="Times New Roman"/>
+        </w:rPr>
+        <w:t xml:space="preserve"> day and night. He and his family lived in dire poverty. One day his wife told him that things could not go on that way any longer. There was no food in the house. He would have to find a way to earn a living.</w:t>
       </w:r>
     </w:p>
     <w:p>
@@ -590,46 +677,25 @@
         <w:rPr>
           <w:rFonts w:ascii="Times New Roman" w:hAnsi="Times New Roman" w:cs="Times New Roman"/>
         </w:rPr>
-        <w:t xml:space="preserve">Years ago, there was a pious and God-fearing </w:t>
-      </w:r>
-      <w:r>
-        <w:rPr>
-          <w:rFonts w:ascii="Times New Roman" w:hAnsi="Times New Roman" w:cs="Times New Roman" w:hint="cs"/>
-          <w:rtl/>
-        </w:rPr>
-        <w:t>תלמיד</w:t>
-      </w:r>
-      <w:r>
-        <w:rPr>
-          <w:rFonts w:ascii="Times New Roman" w:hAnsi="Times New Roman" w:cs="Times New Roman"/>
-          <w:rtl/>
-        </w:rPr>
-        <w:t xml:space="preserve"> </w:t>
-      </w:r>
-      <w:r>
-        <w:rPr>
-          <w:rFonts w:ascii="Times New Roman" w:hAnsi="Times New Roman" w:cs="Times New Roman" w:hint="cs"/>
-          <w:rtl/>
-        </w:rPr>
-        <w:t>חכם</w:t>
-      </w:r>
-      <w:r>
-        <w:rPr>
-          <w:rFonts w:ascii="Times New Roman" w:hAnsi="Times New Roman" w:cs="Times New Roman"/>
-        </w:rPr>
-        <w:t xml:space="preserve"> who lived in Kiryat Arba, a small city near Haifa. He toiled in </w:t>
-      </w:r>
-      <w:r>
-        <w:rPr>
-          <w:rFonts w:ascii="Times New Roman" w:hAnsi="Times New Roman" w:cs="Times New Roman"/>
-        </w:rPr>
-        <w:t>Torah</w:t>
-      </w:r>
-      <w:r>
-        <w:rPr>
-          <w:rFonts w:ascii="Times New Roman" w:hAnsi="Times New Roman" w:cs="Times New Roman"/>
-        </w:rPr>
-        <w:t xml:space="preserve"> day and night. He and his family lived in dire poverty. One day his wife told him that things could not go on that way any longer. There was no food in the house. He would have to find a way to earn a living.</w:t>
+        <w:t xml:space="preserve">The man went to a textile factory in Kiryat Arba and spoke to the manager. </w:t>
+      </w:r>
+      <w:r>
+        <w:rPr>
+          <w:rFonts w:ascii="Times New Roman" w:hAnsi="Times New Roman" w:cs="Times New Roman"/>
+        </w:rPr>
+        <w:t>“</w:t>
+      </w:r>
+      <w:r>
+        <w:rPr>
+          <w:rFonts w:ascii="Times New Roman" w:hAnsi="Times New Roman" w:cs="Times New Roman"/>
+        </w:rPr>
+        <w:t>I would like to work just a few hours every day. Will you hire me?</w:t>
+      </w:r>
+      <w:r>
+        <w:rPr>
+          <w:rFonts w:ascii="Times New Roman" w:hAnsi="Times New Roman" w:cs="Times New Roman"/>
+        </w:rPr>
+        <w:t>”</w:t>
       </w:r>
     </w:p>
     <w:p>
@@ -643,25 +709,7 @@
         <w:rPr>
           <w:rFonts w:ascii="Times New Roman" w:hAnsi="Times New Roman" w:cs="Times New Roman"/>
         </w:rPr>
-        <w:t xml:space="preserve">The man went to a textile factory in Kiryat Arba and spoke to the manager. </w:t>
-      </w:r>
-      <w:r>
-        <w:rPr>
-          <w:rFonts w:ascii="Times New Roman" w:hAnsi="Times New Roman" w:cs="Times New Roman"/>
-        </w:rPr>
-        <w:t>“</w:t>
-      </w:r>
-      <w:r>
-        <w:rPr>
-          <w:rFonts w:ascii="Times New Roman" w:hAnsi="Times New Roman" w:cs="Times New Roman"/>
-        </w:rPr>
-        <w:t>I would like to work just a few hours every day. Will you hire me?</w:t>
-      </w:r>
-      <w:r>
-        <w:rPr>
-          <w:rFonts w:ascii="Times New Roman" w:hAnsi="Times New Roman" w:cs="Times New Roman"/>
-        </w:rPr>
-        <w:t>”</w:t>
+        <w:t>The manager agreed. He gave him a relatively easy job with low pay. The man thanked Hashem and was happy with the arrangement. He would have plenty of time to learn after work and even during work.</w:t>
       </w:r>
     </w:p>
     <w:p>
@@ -675,7 +723,49 @@
         <w:rPr>
           <w:rFonts w:ascii="Times New Roman" w:hAnsi="Times New Roman" w:cs="Times New Roman"/>
         </w:rPr>
-        <w:t>The manager agreed. He gave him a relatively easy job with low pay. The man thanked Hashem and was happy with the arrangement. He would have plenty of time to learn after work and even during work.</w:t>
+        <w:t xml:space="preserve">One day, when he came to the factory, he noticed that all the supervisors and workmen seemed very tense. There were hushed conversations all around. </w:t>
+      </w:r>
+      <w:r>
+        <w:rPr>
+          <w:rFonts w:ascii="Times New Roman" w:hAnsi="Times New Roman" w:cs="Times New Roman"/>
+        </w:rPr>
+        <w:t>“</w:t>
+      </w:r>
+      <w:r>
+        <w:rPr>
+          <w:rFonts w:ascii="Times New Roman" w:hAnsi="Times New Roman" w:cs="Times New Roman"/>
+        </w:rPr>
+        <w:t>What is going on?</w:t>
+      </w:r>
+      <w:r>
+        <w:rPr>
+          <w:rFonts w:ascii="Times New Roman" w:hAnsi="Times New Roman" w:cs="Times New Roman"/>
+        </w:rPr>
+        <w:t>”</w:t>
+      </w:r>
+      <w:r>
+        <w:rPr>
+          <w:rFonts w:ascii="Times New Roman" w:hAnsi="Times New Roman" w:cs="Times New Roman"/>
+        </w:rPr>
+        <w:t xml:space="preserve"> he asked one of the workers. </w:t>
+      </w:r>
+      <w:r>
+        <w:rPr>
+          <w:rFonts w:ascii="Times New Roman" w:hAnsi="Times New Roman" w:cs="Times New Roman"/>
+        </w:rPr>
+        <w:t>“</w:t>
+      </w:r>
+      <w:r>
+        <w:rPr>
+          <w:rFonts w:ascii="Times New Roman" w:hAnsi="Times New Roman" w:cs="Times New Roman"/>
+        </w:rPr>
+        <w:t>Why is everyone so nervous and busy talking instead of working?</w:t>
+      </w:r>
+      <w:r>
+        <w:rPr>
+          <w:rFonts w:ascii="Times New Roman" w:hAnsi="Times New Roman" w:cs="Times New Roman"/>
+        </w:rPr>
+        <w:t>”</w:t>
       </w:r>
     </w:p>
     <w:p>
@@ -689,49 +779,31 @@
         <w:rPr>
           <w:rFonts w:ascii="Times New Roman" w:hAnsi="Times New Roman" w:cs="Times New Roman"/>
         </w:rPr>
-        <w:t xml:space="preserve">One day, when he came to the factory, he noticed that all the supervisors and workmen seemed very tense. There were hushed conversations all around. </w:t>
-      </w:r>
-      <w:r>
-        <w:rPr>
-          <w:rFonts w:ascii="Times New Roman" w:hAnsi="Times New Roman" w:cs="Times New Roman"/>
-        </w:rPr>
-        <w:t>“</w:t>
-      </w:r>
-      <w:r>
-        <w:rPr>
-          <w:rFonts w:ascii="Times New Roman" w:hAnsi="Times New Roman" w:cs="Times New Roman"/>
-        </w:rPr>
-        <w:t>What is going on?</w:t>
-      </w:r>
-      <w:r>
-        <w:rPr>
-          <w:rFonts w:ascii="Times New Roman" w:hAnsi="Times New Roman" w:cs="Times New Roman"/>
-        </w:rPr>
-        <w:t>”</w:t>
-      </w:r>
-      <w:r>
-        <w:rPr>
-          <w:rFonts w:ascii="Times New Roman" w:hAnsi="Times New Roman" w:cs="Times New Roman"/>
-        </w:rPr>
-        <w:t xml:space="preserve"> he asked one of the workers. </w:t>
-      </w:r>
-      <w:r>
-        <w:rPr>
-          <w:rFonts w:ascii="Times New Roman" w:hAnsi="Times New Roman" w:cs="Times New Roman"/>
-        </w:rPr>
-        <w:t>“</w:t>
-      </w:r>
-      <w:r>
-        <w:rPr>
-          <w:rFonts w:ascii="Times New Roman" w:hAnsi="Times New Roman" w:cs="Times New Roman"/>
-        </w:rPr>
-        <w:t>Why is everyone so nervous and busy talking instead of working?</w:t>
-      </w:r>
-      <w:r>
-        <w:rPr>
-          <w:rFonts w:ascii="Times New Roman" w:hAnsi="Times New Roman" w:cs="Times New Roman"/>
-        </w:rPr>
-        <w:t>”</w:t>
+        <w:t>They told him that the factory had ordered a huge new machine from overseas, the most sophisticated of its kind. The machine was going to arrive that day and was supposed to be installed in a large pit that had already been dug in one of the factory</w:t>
+      </w:r>
+      <w:r>
+        <w:rPr>
+          <w:rFonts w:ascii="Times New Roman" w:hAnsi="Times New Roman" w:cs="Times New Roman"/>
+        </w:rPr>
+        <w:t>’</w:t>
+      </w:r>
+      <w:r>
+        <w:rPr>
+          <w:rFonts w:ascii="Times New Roman" w:hAnsi="Times New Roman" w:cs="Times New Roman"/>
+        </w:rPr>
+        <w:t>s main rooms. After installation, the bottom part of the machine would be underground, and the top part would protrude above ground.</w:t>
+      </w:r>
+      <w:r>
+        <w:rPr>
+          <w:rFonts w:ascii="Times New Roman" w:hAnsi="Times New Roman" w:cs="Times New Roman"/>
+        </w:rPr>
+        <w:t xml:space="preserve"> </w:t>
+      </w:r>
+      <w:r>
+        <w:rPr>
+          <w:rFonts w:ascii="Times New Roman" w:hAnsi="Times New Roman" w:cs="Times New Roman"/>
+        </w:rPr>
+        <w:t>In order to get the machine into the room, the workers had made a large opening on the side of the building through which a crane would come in with the machine and then lower it into place.</w:t>
       </w:r>
     </w:p>
     <w:p>
@@ -745,7 +817,19 @@
         <w:rPr>
           <w:rFonts w:ascii="Times New Roman" w:hAnsi="Times New Roman" w:cs="Times New Roman"/>
         </w:rPr>
-        <w:t>They told him that the factory had ordered a huge new machine from overseas, the most sophisticated of its kind. The machine was going to arrive that day and was supposed to be installed in a large pit that had already been dug in one of the factory</w:t>
+        <w:t>However, there was a problem. They had just discovered that the crane truck, which was already on its way to the factory, could bring the machine into the room and set it on the floor, but it could not lower it into the pit. If the crane let go of the machine just above the pit so that it would drop into the pit, it would break. The cranes in those days were not as sophisticated as the cranes today.</w:t>
+      </w:r>
+      <w:r>
+        <w:rPr>
+          <w:rFonts w:ascii="Times New Roman" w:hAnsi="Times New Roman" w:cs="Times New Roman"/>
+        </w:rPr>
+        <w:t xml:space="preserve"> </w:t>
+      </w:r>
+      <w:r>
+        <w:rPr>
+          <w:rFonts w:ascii="Times New Roman" w:hAnsi="Times New Roman" w:cs="Times New Roman"/>
+        </w:rPr>
+        <w:t>It seemed like the only solution to the problem would be to break open the entire roof of the factory, bring in a special crane that could lower the machine down from above and set it into the pit. Obviously, this would be terribly costly and would disrupt the entire factory</w:t>
       </w:r>
       <w:r>
         <w:rPr>
@@ -757,19 +841,7 @@
         <w:rPr>
           <w:rFonts w:ascii="Times New Roman" w:hAnsi="Times New Roman" w:cs="Times New Roman"/>
         </w:rPr>
-        <w:t>s main rooms. After installation, the bottom part of the machine would be underground, and the top part would protrude above ground.</w:t>
-      </w:r>
-      <w:r>
-        <w:rPr>
-          <w:rFonts w:ascii="Times New Roman" w:hAnsi="Times New Roman" w:cs="Times New Roman"/>
-        </w:rPr>
-        <w:t xml:space="preserve"> </w:t>
-      </w:r>
-      <w:r>
-        <w:rPr>
-          <w:rFonts w:ascii="Times New Roman" w:hAnsi="Times New Roman" w:cs="Times New Roman"/>
-        </w:rPr>
-        <w:t>In order to get the machine into the room, the workers had made a large opening on the side of the building through which a crane would come in with the machine and then lower it into place.</w:t>
+        <w:t>s production.</w:t>
       </w:r>
     </w:p>
     <w:p>
@@ -783,31 +855,154 @@
         <w:rPr>
           <w:rFonts w:ascii="Times New Roman" w:hAnsi="Times New Roman" w:cs="Times New Roman"/>
         </w:rPr>
-        <w:t>However, there was a problem. They had just discovered that the crane truck, which was already on its way to the factory, could bring the machine into the room and set it on the floor, but it could not lower it into the pit. If the crane let go of the machine just above the pit so that it would drop into the pit, it would break. The cranes in those days were not as sophisticated as the cranes today.</w:t>
-      </w:r>
-      <w:r>
-        <w:rPr>
-          <w:rFonts w:ascii="Times New Roman" w:hAnsi="Times New Roman" w:cs="Times New Roman"/>
-        </w:rPr>
-        <w:t xml:space="preserve"> </w:t>
-      </w:r>
-      <w:r>
-        <w:rPr>
-          <w:rFonts w:ascii="Times New Roman" w:hAnsi="Times New Roman" w:cs="Times New Roman"/>
-        </w:rPr>
-        <w:t>It seemed like the only solution to the problem would be to break open the entire roof of the factory, bring in a special crane that could lower the machine down from above and set it into the pit. Obviously, this would be terribly costly and would disrupt the entire factory</w:t>
-      </w:r>
-      <w:r>
-        <w:rPr>
-          <w:rFonts w:ascii="Times New Roman" w:hAnsi="Times New Roman" w:cs="Times New Roman"/>
-        </w:rPr>
-        <w:t>’</w:t>
-      </w:r>
-      <w:r>
-        <w:rPr>
-          <w:rFonts w:ascii="Times New Roman" w:hAnsi="Times New Roman" w:cs="Times New Roman"/>
-        </w:rPr>
-        <w:t>s production.</w:t>
+        <w:t xml:space="preserve">As soon as </w:t>
+      </w:r>
+      <w:r>
+        <w:rPr>
+          <w:rFonts w:ascii="Times New Roman" w:hAnsi="Times New Roman" w:cs="Times New Roman"/>
+        </w:rPr>
+        <w:t>our</w:t>
+      </w:r>
+      <w:r>
+        <w:rPr>
+          <w:rFonts w:ascii="Times New Roman" w:hAnsi="Times New Roman" w:cs="Times New Roman"/>
+        </w:rPr>
+        <w:t xml:space="preserve"> </w:t>
+      </w:r>
+      <w:r>
+        <w:rPr>
+          <w:rFonts w:ascii="Times New Roman" w:hAnsi="Times New Roman" w:cs="Times New Roman" w:hint="cs"/>
+          <w:rtl/>
+        </w:rPr>
+        <w:t>תלמיד</w:t>
+      </w:r>
+      <w:r>
+        <w:rPr>
+          <w:rFonts w:ascii="Times New Roman" w:hAnsi="Times New Roman" w:cs="Times New Roman"/>
+          <w:rtl/>
+        </w:rPr>
+        <w:t xml:space="preserve"> </w:t>
+      </w:r>
+      <w:r>
+        <w:rPr>
+          <w:rFonts w:ascii="Times New Roman" w:hAnsi="Times New Roman" w:cs="Times New Roman" w:hint="cs"/>
+          <w:rtl/>
+        </w:rPr>
+        <w:t>חכם</w:t>
+      </w:r>
+      <w:r>
+        <w:rPr>
+          <w:rFonts w:ascii="Times New Roman" w:hAnsi="Times New Roman" w:cs="Times New Roman"/>
+        </w:rPr>
+        <w:t xml:space="preserve"> heard the problem, he had a brilliant idea. </w:t>
+      </w:r>
+      <w:r>
+        <w:rPr>
+          <w:rFonts w:ascii="Times New Roman" w:hAnsi="Times New Roman" w:cs="Times New Roman"/>
+        </w:rPr>
+        <w:t>“</w:t>
+      </w:r>
+      <w:r>
+        <w:rPr>
+          <w:rFonts w:ascii="Times New Roman" w:hAnsi="Times New Roman" w:cs="Times New Roman"/>
+        </w:rPr>
+        <w:t>Please take me to the factory manager,</w:t>
+      </w:r>
+      <w:r>
+        <w:rPr>
+          <w:rFonts w:ascii="Times New Roman" w:hAnsi="Times New Roman" w:cs="Times New Roman"/>
+        </w:rPr>
+        <w:t>”</w:t>
+      </w:r>
+      <w:r>
+        <w:rPr>
+          <w:rFonts w:ascii="Times New Roman" w:hAnsi="Times New Roman" w:cs="Times New Roman"/>
+        </w:rPr>
+        <w:t xml:space="preserve"> he requested. No one took him quite seriously. </w:t>
+      </w:r>
+      <w:r>
+        <w:rPr>
+          <w:rFonts w:ascii="Times New Roman" w:hAnsi="Times New Roman" w:cs="Times New Roman"/>
+        </w:rPr>
+        <w:t>They wondered w</w:t>
+      </w:r>
+      <w:r>
+        <w:rPr>
+          <w:rFonts w:ascii="Times New Roman" w:hAnsi="Times New Roman" w:cs="Times New Roman"/>
+        </w:rPr>
+        <w:t xml:space="preserve">hat this frum guy </w:t>
+      </w:r>
+      <w:r>
+        <w:rPr>
+          <w:rFonts w:ascii="Times New Roman" w:hAnsi="Times New Roman" w:cs="Times New Roman"/>
+        </w:rPr>
+        <w:t xml:space="preserve">could </w:t>
+      </w:r>
+      <w:r>
+        <w:rPr>
+          <w:rFonts w:ascii="Times New Roman" w:hAnsi="Times New Roman" w:cs="Times New Roman"/>
+        </w:rPr>
+        <w:t xml:space="preserve">possibly have to tell the manager. But when he repeated his request, they pointed him in the right direction. </w:t>
+      </w:r>
+      <w:r>
+        <w:rPr>
+          <w:rFonts w:ascii="Times New Roman" w:hAnsi="Times New Roman" w:cs="Times New Roman"/>
+        </w:rPr>
+        <w:t>The manager</w:t>
+      </w:r>
+      <w:r>
+        <w:rPr>
+          <w:rFonts w:ascii="Times New Roman" w:hAnsi="Times New Roman" w:cs="Times New Roman"/>
+        </w:rPr>
+        <w:t xml:space="preserve"> was in the main room inside the pit.</w:t>
+      </w:r>
+      <w:r>
+        <w:rPr>
+          <w:rFonts w:ascii="Times New Roman" w:hAnsi="Times New Roman" w:cs="Times New Roman"/>
+        </w:rPr>
+        <w:t xml:space="preserve"> </w:t>
+      </w:r>
+      <w:r>
+        <w:rPr>
+          <w:rFonts w:ascii="Times New Roman" w:hAnsi="Times New Roman" w:cs="Times New Roman"/>
+        </w:rPr>
+        <w:t xml:space="preserve">He rushed over to </w:t>
+      </w:r>
+      <w:r>
+        <w:rPr>
+          <w:rFonts w:ascii="Times New Roman" w:hAnsi="Times New Roman" w:cs="Times New Roman"/>
+        </w:rPr>
+        <w:t>him</w:t>
+      </w:r>
+      <w:r>
+        <w:rPr>
+          <w:rFonts w:ascii="Times New Roman" w:hAnsi="Times New Roman" w:cs="Times New Roman"/>
+        </w:rPr>
+        <w:t xml:space="preserve"> and found him in a state of utter despair. </w:t>
+      </w:r>
+      <w:r>
+        <w:rPr>
+          <w:rFonts w:ascii="Times New Roman" w:hAnsi="Times New Roman" w:cs="Times New Roman"/>
+        </w:rPr>
+        <w:t>“</w:t>
+      </w:r>
+      <w:r>
+        <w:rPr>
+          <w:rFonts w:ascii="Times New Roman" w:hAnsi="Times New Roman" w:cs="Times New Roman"/>
+        </w:rPr>
+        <w:t>Listen, I have a simple solution to your problem,</w:t>
+      </w:r>
+      <w:r>
+        <w:rPr>
+          <w:rFonts w:ascii="Times New Roman" w:hAnsi="Times New Roman" w:cs="Times New Roman"/>
+        </w:rPr>
+        <w:t>”</w:t>
+      </w:r>
+      <w:r>
+        <w:rPr>
+          <w:rFonts w:ascii="Times New Roman" w:hAnsi="Times New Roman" w:cs="Times New Roman"/>
+        </w:rPr>
+        <w:t xml:space="preserve"> he told the manager. The manager looked at him in disbelief. The problem had stumped all of the top experts. What simple solution could this worker offer him?</w:t>
       </w:r>
     </w:p>
     <w:p>
@@ -821,58 +1016,25 @@
         <w:rPr>
           <w:rFonts w:ascii="Times New Roman" w:hAnsi="Times New Roman" w:cs="Times New Roman"/>
         </w:rPr>
-        <w:t xml:space="preserve">As soon as </w:t>
-      </w:r>
-      <w:r>
-        <w:rPr>
-          <w:rFonts w:ascii="Times New Roman" w:hAnsi="Times New Roman" w:cs="Times New Roman"/>
-        </w:rPr>
-        <w:t>our</w:t>
-      </w:r>
-      <w:r>
-        <w:rPr>
-          <w:rFonts w:ascii="Times New Roman" w:hAnsi="Times New Roman" w:cs="Times New Roman"/>
-        </w:rPr>
-        <w:t xml:space="preserve"> </w:t>
-      </w:r>
-      <w:r>
-        <w:rPr>
-          <w:rFonts w:ascii="Times New Roman" w:hAnsi="Times New Roman" w:cs="Times New Roman" w:hint="cs"/>
-          <w:rtl/>
-        </w:rPr>
-        <w:t>תלמיד</w:t>
-      </w:r>
-      <w:r>
-        <w:rPr>
-          <w:rFonts w:ascii="Times New Roman" w:hAnsi="Times New Roman" w:cs="Times New Roman"/>
-          <w:rtl/>
-        </w:rPr>
-        <w:t xml:space="preserve"> </w:t>
-      </w:r>
-      <w:r>
-        <w:rPr>
-          <w:rFonts w:ascii="Times New Roman" w:hAnsi="Times New Roman" w:cs="Times New Roman" w:hint="cs"/>
-          <w:rtl/>
-        </w:rPr>
-        <w:t>חכם</w:t>
-      </w:r>
-      <w:r>
-        <w:rPr>
-          <w:rFonts w:ascii="Times New Roman" w:hAnsi="Times New Roman" w:cs="Times New Roman"/>
-        </w:rPr>
-        <w:t xml:space="preserve"> heard the problem, he had a brilliant idea. </w:t>
-      </w:r>
-      <w:r>
-        <w:rPr>
-          <w:rFonts w:ascii="Times New Roman" w:hAnsi="Times New Roman" w:cs="Times New Roman"/>
-        </w:rPr>
         <w:t>“</w:t>
       </w:r>
       <w:r>
         <w:rPr>
           <w:rFonts w:ascii="Times New Roman" w:hAnsi="Times New Roman" w:cs="Times New Roman"/>
         </w:rPr>
-        <w:t>Please take me to the factory manager,</w:t>
+        <w:t>Okay, let</w:t>
+      </w:r>
+      <w:r>
+        <w:rPr>
+          <w:rFonts w:ascii="Times New Roman" w:hAnsi="Times New Roman" w:cs="Times New Roman"/>
+        </w:rPr>
+        <w:t>’</w:t>
+      </w:r>
+      <w:r>
+        <w:rPr>
+          <w:rFonts w:ascii="Times New Roman" w:hAnsi="Times New Roman" w:cs="Times New Roman"/>
+        </w:rPr>
+        <w:t>s hear it,</w:t>
       </w:r>
       <w:r>
         <w:rPr>
@@ -884,31 +1046,7 @@
         <w:rPr>
           <w:rFonts w:ascii="Times New Roman" w:hAnsi="Times New Roman" w:cs="Times New Roman"/>
         </w:rPr>
-        <w:t xml:space="preserve"> he requested. No one took him quite seriously. </w:t>
-      </w:r>
-      <w:r>
-        <w:rPr>
-          <w:rFonts w:ascii="Times New Roman" w:hAnsi="Times New Roman" w:cs="Times New Roman"/>
-        </w:rPr>
-        <w:t>They wondered w</w:t>
-      </w:r>
-      <w:r>
-        <w:rPr>
-          <w:rFonts w:ascii="Times New Roman" w:hAnsi="Times New Roman" w:cs="Times New Roman"/>
-        </w:rPr>
-        <w:t>hat could this frum guy possibly have to tell the manager. But when he repeated his request, they pointed him in the right direction. He was in the main room inside the pit.</w:t>
-      </w:r>
-      <w:r>
-        <w:rPr>
-          <w:rFonts w:ascii="Times New Roman" w:hAnsi="Times New Roman" w:cs="Times New Roman"/>
-        </w:rPr>
-        <w:t xml:space="preserve"> </w:t>
-      </w:r>
-      <w:r>
-        <w:rPr>
-          <w:rFonts w:ascii="Times New Roman" w:hAnsi="Times New Roman" w:cs="Times New Roman"/>
-        </w:rPr>
-        <w:t xml:space="preserve">He rushed over to the manager and found him in a state of utter despair. </w:t>
+        <w:t xml:space="preserve"> he said in a condescending tone. </w:t>
       </w:r>
       <w:r>
         <w:rPr>
@@ -920,19 +1058,13 @@
         <w:rPr>
           <w:rFonts w:ascii="Times New Roman" w:hAnsi="Times New Roman" w:cs="Times New Roman"/>
         </w:rPr>
-        <w:t>Listen, I have a simple solution to your problem,</w:t>
+        <w:t>What do you have to say?</w:t>
       </w:r>
       <w:r>
         <w:rPr>
           <w:rFonts w:ascii="Times New Roman" w:hAnsi="Times New Roman" w:cs="Times New Roman"/>
         </w:rPr>
         <w:t>”</w:t>
-      </w:r>
-      <w:r>
-        <w:rPr>
-          <w:rFonts w:ascii="Times New Roman" w:hAnsi="Times New Roman" w:cs="Times New Roman"/>
-        </w:rPr>
-        <w:t xml:space="preserve"> he told the manager. The manager looked at him in disbelief. The problem had stumped all of the top experts. What simple solution could this worker offer him?</w:t>
       </w:r>
     </w:p>
     <w:p>
@@ -946,13 +1078,65 @@
         <w:rPr>
           <w:rFonts w:ascii="Times New Roman" w:hAnsi="Times New Roman" w:cs="Times New Roman"/>
         </w:rPr>
+        <w:lastRenderedPageBreak/>
         <w:t>“</w:t>
       </w:r>
       <w:r>
         <w:rPr>
           <w:rFonts w:ascii="Times New Roman" w:hAnsi="Times New Roman" w:cs="Times New Roman"/>
         </w:rPr>
-        <w:t>Okay, let</w:t>
+        <w:t>I suggest we fill the pit with huge chunks of ice,</w:t>
+      </w:r>
+      <w:r>
+        <w:rPr>
+          <w:rFonts w:ascii="Times New Roman" w:hAnsi="Times New Roman" w:cs="Times New Roman"/>
+        </w:rPr>
+        <w:t>”</w:t>
+      </w:r>
+      <w:r>
+        <w:rPr>
+          <w:rFonts w:ascii="Times New Roman" w:hAnsi="Times New Roman" w:cs="Times New Roman"/>
+        </w:rPr>
+        <w:t xml:space="preserve"> the </w:t>
+      </w:r>
+      <w:r>
+        <w:rPr>
+          <w:rFonts w:ascii="Times New Roman" w:hAnsi="Times New Roman" w:cs="Times New Roman" w:hint="cs"/>
+          <w:rtl/>
+        </w:rPr>
+        <w:t>תלמיד</w:t>
+      </w:r>
+      <w:r>
+        <w:rPr>
+          <w:rFonts w:ascii="Times New Roman" w:hAnsi="Times New Roman" w:cs="Times New Roman"/>
+          <w:rtl/>
+        </w:rPr>
+        <w:t xml:space="preserve"> </w:t>
+      </w:r>
+      <w:r>
+        <w:rPr>
+          <w:rFonts w:ascii="Times New Roman" w:hAnsi="Times New Roman" w:cs="Times New Roman" w:hint="cs"/>
+          <w:rtl/>
+        </w:rPr>
+        <w:t>חכם</w:t>
+      </w:r>
+      <w:r>
+        <w:rPr>
+          <w:rFonts w:ascii="Times New Roman" w:hAnsi="Times New Roman" w:cs="Times New Roman"/>
+        </w:rPr>
+        <w:t xml:space="preserve"> suggested. </w:t>
+      </w:r>
+      <w:r>
+        <w:rPr>
+          <w:rFonts w:ascii="Times New Roman" w:hAnsi="Times New Roman" w:cs="Times New Roman"/>
+        </w:rPr>
+        <w:t>“</w:t>
+      </w:r>
+      <w:r>
+        <w:rPr>
+          <w:rFonts w:ascii="Times New Roman" w:hAnsi="Times New Roman" w:cs="Times New Roman"/>
+        </w:rPr>
+        <w:t>Not ordinary ice, very strong ice you make by adding salt to the water before it</w:t>
       </w:r>
       <w:r>
         <w:rPr>
@@ -964,31 +1148,7 @@
         <w:rPr>
           <w:rFonts w:ascii="Times New Roman" w:hAnsi="Times New Roman" w:cs="Times New Roman"/>
         </w:rPr>
-        <w:t>s hear it,</w:t>
-      </w:r>
-      <w:r>
-        <w:rPr>
-          <w:rFonts w:ascii="Times New Roman" w:hAnsi="Times New Roman" w:cs="Times New Roman"/>
-        </w:rPr>
-        <w:t>”</w:t>
-      </w:r>
-      <w:r>
-        <w:rPr>
-          <w:rFonts w:ascii="Times New Roman" w:hAnsi="Times New Roman" w:cs="Times New Roman"/>
-        </w:rPr>
-        <w:t xml:space="preserve"> he said in a condescending tone. </w:t>
-      </w:r>
-      <w:r>
-        <w:rPr>
-          <w:rFonts w:ascii="Times New Roman" w:hAnsi="Times New Roman" w:cs="Times New Roman"/>
-        </w:rPr>
-        <w:t>“</w:t>
-      </w:r>
-      <w:r>
-        <w:rPr>
-          <w:rFonts w:ascii="Times New Roman" w:hAnsi="Times New Roman" w:cs="Times New Roman"/>
-        </w:rPr>
-        <w:t>What do you have to say?</w:t>
+        <w:t>s frozen. When the pit is full of ice and level with the floor, the machine can be placed on the ice. As the ice melts, the machine will slowly sink down into the pit gently without breaking.</w:t>
       </w:r>
       <w:r>
         <w:rPr>
@@ -1008,26 +1168,7 @@
         <w:rPr>
           <w:rFonts w:ascii="Times New Roman" w:hAnsi="Times New Roman" w:cs="Times New Roman"/>
         </w:rPr>
-        <w:lastRenderedPageBreak/>
-        <w:t>“</w:t>
-      </w:r>
-      <w:r>
-        <w:rPr>
-          <w:rFonts w:ascii="Times New Roman" w:hAnsi="Times New Roman" w:cs="Times New Roman"/>
-        </w:rPr>
-        <w:t>I suggest we fill the pit with huge chunks of ice,</w:t>
-      </w:r>
-      <w:r>
-        <w:rPr>
-          <w:rFonts w:ascii="Times New Roman" w:hAnsi="Times New Roman" w:cs="Times New Roman"/>
-        </w:rPr>
-        <w:t>”</w:t>
-      </w:r>
-      <w:r>
-        <w:rPr>
-          <w:rFonts w:ascii="Times New Roman" w:hAnsi="Times New Roman" w:cs="Times New Roman"/>
-        </w:rPr>
-        <w:t xml:space="preserve"> the </w:t>
+        <w:t xml:space="preserve">The manager was stunned by the brilliant simplicity of the plan. They did as the man suggested and it worked perfectly. The manager wanted to give his ingenious employee a generous bonus for his idea, but the </w:t>
       </w:r>
       <w:r>
         <w:rPr>
@@ -1054,37 +1195,34 @@
         <w:rPr>
           <w:rFonts w:ascii="Times New Roman" w:hAnsi="Times New Roman" w:cs="Times New Roman"/>
         </w:rPr>
-        <w:t xml:space="preserve"> suggested. </w:t>
-      </w:r>
-      <w:r>
-        <w:rPr>
-          <w:rFonts w:ascii="Times New Roman" w:hAnsi="Times New Roman" w:cs="Times New Roman"/>
-        </w:rPr>
-        <w:t>“</w:t>
-      </w:r>
-      <w:r>
-        <w:rPr>
-          <w:rFonts w:ascii="Times New Roman" w:hAnsi="Times New Roman" w:cs="Times New Roman"/>
-        </w:rPr>
-        <w:t>Not ordinary ice, very strong ice you make by adding salt to the water before it</w:t>
-      </w:r>
-      <w:r>
-        <w:rPr>
-          <w:rFonts w:ascii="Times New Roman" w:hAnsi="Times New Roman" w:cs="Times New Roman"/>
-        </w:rPr>
-        <w:t>’</w:t>
-      </w:r>
-      <w:r>
-        <w:rPr>
-          <w:rFonts w:ascii="Times New Roman" w:hAnsi="Times New Roman" w:cs="Times New Roman"/>
-        </w:rPr>
-        <w:t>s frozen. When the pit is full of ice and level with the floor, the machine can be placed on the ice. As the ice melts, the machine will slowly sink down into the pit gently without breaking.</w:t>
-      </w:r>
-      <w:r>
-        <w:rPr>
-          <w:rFonts w:ascii="Times New Roman" w:hAnsi="Times New Roman" w:cs="Times New Roman"/>
-        </w:rPr>
-        <w:t>”</w:t>
+        <w:t xml:space="preserve"> chose to make a </w:t>
+      </w:r>
+      <w:r>
+        <w:rPr>
+          <w:rFonts w:ascii="Times New Roman" w:hAnsi="Times New Roman" w:cs="Times New Roman" w:hint="cs"/>
+          <w:rtl/>
+        </w:rPr>
+        <w:t>קידוש</w:t>
+      </w:r>
+      <w:r>
+        <w:rPr>
+          <w:rFonts w:ascii="Times New Roman" w:hAnsi="Times New Roman" w:cs="Times New Roman"/>
+          <w:rtl/>
+        </w:rPr>
+        <w:t xml:space="preserve"> </w:t>
+      </w:r>
+      <w:r>
+        <w:rPr>
+          <w:rFonts w:ascii="Times New Roman" w:hAnsi="Times New Roman" w:cs="Times New Roman" w:hint="cs"/>
+          <w:rtl/>
+        </w:rPr>
+        <w:t>השם</w:t>
+      </w:r>
+      <w:r>
+        <w:rPr>
+          <w:rFonts w:ascii="Times New Roman" w:hAnsi="Times New Roman" w:cs="Times New Roman"/>
+        </w:rPr>
+        <w:t xml:space="preserve"> and refused to take a cent.</w:t>
       </w:r>
     </w:p>
     <w:p>
@@ -1098,61 +1236,31 @@
         <w:rPr>
           <w:rFonts w:ascii="Times New Roman" w:hAnsi="Times New Roman" w:cs="Times New Roman"/>
         </w:rPr>
-        <w:t xml:space="preserve">The manager was stunned by the brilliant simplicity of the plan. They did as the man suggested and it worked perfectly. The manager wanted to give his ingenious employee a generous bonus for his idea, but the </w:t>
-      </w:r>
-      <w:r>
-        <w:rPr>
-          <w:rFonts w:ascii="Times New Roman" w:hAnsi="Times New Roman" w:cs="Times New Roman" w:hint="cs"/>
-          <w:rtl/>
-        </w:rPr>
-        <w:t>תלמיד</w:t>
-      </w:r>
-      <w:r>
-        <w:rPr>
-          <w:rFonts w:ascii="Times New Roman" w:hAnsi="Times New Roman" w:cs="Times New Roman"/>
-          <w:rtl/>
-        </w:rPr>
-        <w:t xml:space="preserve"> </w:t>
-      </w:r>
-      <w:r>
-        <w:rPr>
-          <w:rFonts w:ascii="Times New Roman" w:hAnsi="Times New Roman" w:cs="Times New Roman" w:hint="cs"/>
-          <w:rtl/>
-        </w:rPr>
-        <w:t>חכם</w:t>
-      </w:r>
-      <w:r>
-        <w:rPr>
-          <w:rFonts w:ascii="Times New Roman" w:hAnsi="Times New Roman" w:cs="Times New Roman"/>
-        </w:rPr>
-        <w:t xml:space="preserve"> chose to make a </w:t>
-      </w:r>
-      <w:r>
-        <w:rPr>
-          <w:rFonts w:ascii="Times New Roman" w:hAnsi="Times New Roman" w:cs="Times New Roman" w:hint="cs"/>
-          <w:rtl/>
-        </w:rPr>
-        <w:t>קידוש</w:t>
-      </w:r>
-      <w:r>
-        <w:rPr>
-          <w:rFonts w:ascii="Times New Roman" w:hAnsi="Times New Roman" w:cs="Times New Roman"/>
-          <w:rtl/>
-        </w:rPr>
-        <w:t xml:space="preserve"> </w:t>
-      </w:r>
-      <w:r>
-        <w:rPr>
-          <w:rFonts w:ascii="Times New Roman" w:hAnsi="Times New Roman" w:cs="Times New Roman" w:hint="cs"/>
-          <w:rtl/>
-        </w:rPr>
-        <w:t>השם</w:t>
-      </w:r>
-      <w:r>
-        <w:rPr>
-          <w:rFonts w:ascii="Times New Roman" w:hAnsi="Times New Roman" w:cs="Times New Roman"/>
-        </w:rPr>
-        <w:t xml:space="preserve"> and refused to take a cent.</w:t>
+        <w:t>When R</w:t>
+      </w:r>
+      <w:r>
+        <w:rPr>
+          <w:rFonts w:ascii="Times New Roman" w:hAnsi="Times New Roman" w:cs="Times New Roman"/>
+        </w:rPr>
+        <w:t>’</w:t>
+      </w:r>
+      <w:r>
+        <w:rPr>
+          <w:rFonts w:ascii="Times New Roman" w:hAnsi="Times New Roman" w:cs="Times New Roman"/>
+        </w:rPr>
+        <w:t xml:space="preserve"> Avraham Genachowski heard this story, he was awed by the man</w:t>
+      </w:r>
+      <w:r>
+        <w:rPr>
+          <w:rFonts w:ascii="Times New Roman" w:hAnsi="Times New Roman" w:cs="Times New Roman"/>
+        </w:rPr>
+        <w:t>’</w:t>
+      </w:r>
+      <w:r>
+        <w:rPr>
+          <w:rFonts w:ascii="Times New Roman" w:hAnsi="Times New Roman" w:cs="Times New Roman"/>
+        </w:rPr>
+        <w:t>s wisdom and resourcefulness. He also pointed out there are a few lessons to be gleaned from this incident:</w:t>
       </w:r>
     </w:p>
     <w:p>
@@ -1166,31 +1274,31 @@
         <w:rPr>
           <w:rFonts w:ascii="Times New Roman" w:hAnsi="Times New Roman" w:cs="Times New Roman"/>
         </w:rPr>
-        <w:t>When R</w:t>
-      </w:r>
-      <w:r>
-        <w:rPr>
-          <w:rFonts w:ascii="Times New Roman" w:hAnsi="Times New Roman" w:cs="Times New Roman"/>
-        </w:rPr>
-        <w:t>’</w:t>
-      </w:r>
-      <w:r>
-        <w:rPr>
-          <w:rFonts w:ascii="Times New Roman" w:hAnsi="Times New Roman" w:cs="Times New Roman"/>
-        </w:rPr>
-        <w:t xml:space="preserve"> Avraham Genachowski heard this story, he was awed by the man</w:t>
-      </w:r>
-      <w:r>
-        <w:rPr>
-          <w:rFonts w:ascii="Times New Roman" w:hAnsi="Times New Roman" w:cs="Times New Roman"/>
-        </w:rPr>
-        <w:t>’</w:t>
-      </w:r>
-      <w:r>
-        <w:rPr>
-          <w:rFonts w:ascii="Times New Roman" w:hAnsi="Times New Roman" w:cs="Times New Roman"/>
-        </w:rPr>
-        <w:t>s wisdom and resourcefulness. He also pointed out there are a few lessons to be gleaned from this incident:</w:t>
+        <w:t xml:space="preserve">Number one: This story shows you how great the </w:t>
+      </w:r>
+      <w:r>
+        <w:rPr>
+          <w:rFonts w:ascii="Times New Roman" w:hAnsi="Times New Roman" w:cs="Times New Roman"/>
+        </w:rPr>
+        <w:t>Torah</w:t>
+      </w:r>
+      <w:r>
+        <w:rPr>
+          <w:rFonts w:ascii="Times New Roman" w:hAnsi="Times New Roman" w:cs="Times New Roman"/>
+        </w:rPr>
+        <w:t xml:space="preserve"> is and how it makes people wise. Our </w:t>
+      </w:r>
+      <w:r>
+        <w:rPr>
+          <w:rFonts w:ascii="Times New Roman" w:hAnsi="Times New Roman" w:cs="Times New Roman"/>
+        </w:rPr>
+        <w:t>pasuk</w:t>
+      </w:r>
+      <w:r>
+        <w:rPr>
+          <w:rFonts w:ascii="Times New Roman" w:hAnsi="Times New Roman" w:cs="Times New Roman"/>
+        </w:rPr>
+        <w:t>.</w:t>
       </w:r>
     </w:p>
     <w:p>
@@ -1204,31 +1312,69 @@
         <w:rPr>
           <w:rFonts w:ascii="Times New Roman" w:hAnsi="Times New Roman" w:cs="Times New Roman"/>
         </w:rPr>
-        <w:t xml:space="preserve">Number one: This story shows you how great the </w:t>
-      </w:r>
-      <w:r>
-        <w:rPr>
-          <w:rFonts w:ascii="Times New Roman" w:hAnsi="Times New Roman" w:cs="Times New Roman"/>
-        </w:rPr>
-        <w:t>Torah</w:t>
-      </w:r>
-      <w:r>
-        <w:rPr>
-          <w:rFonts w:ascii="Times New Roman" w:hAnsi="Times New Roman" w:cs="Times New Roman"/>
-        </w:rPr>
-        <w:t xml:space="preserve"> is and how it makes people wise. Our </w:t>
-      </w:r>
-      <w:r>
-        <w:rPr>
-          <w:rFonts w:ascii="Times New Roman" w:hAnsi="Times New Roman" w:cs="Times New Roman"/>
-        </w:rPr>
-        <w:t>pasuk</w:t>
-      </w:r>
-      <w:r>
-        <w:rPr>
-          <w:rFonts w:ascii="Times New Roman" w:hAnsi="Times New Roman" w:cs="Times New Roman"/>
-        </w:rPr>
-        <w:t>.</w:t>
+        <w:t xml:space="preserve">Number two: Every problem, no matter how tough, has a solution. All you need is to strain your brain and daven to Hashem - not in that order - to grant you the wisdom and insights to find the way out of your predicament. (I must tell you as an aside, frequently, I have been faced with problems and I finally say, </w:t>
+      </w:r>
+      <w:r>
+        <w:rPr>
+          <w:rFonts w:ascii="Times New Roman" w:hAnsi="Times New Roman" w:cs="Times New Roman"/>
+        </w:rPr>
+        <w:t>“</w:t>
+      </w:r>
+      <w:r>
+        <w:rPr>
+          <w:rFonts w:ascii="Times New Roman" w:hAnsi="Times New Roman" w:cs="Times New Roman"/>
+        </w:rPr>
+        <w:t>You know, I give up. Hashem, I</w:t>
+      </w:r>
+      <w:r>
+        <w:rPr>
+          <w:rFonts w:ascii="Times New Roman" w:hAnsi="Times New Roman" w:cs="Times New Roman"/>
+        </w:rPr>
+        <w:t>’</w:t>
+      </w:r>
+      <w:r>
+        <w:rPr>
+          <w:rFonts w:ascii="Times New Roman" w:hAnsi="Times New Roman" w:cs="Times New Roman"/>
+        </w:rPr>
+        <w:t xml:space="preserve">m leaving it up to you. I tried my </w:t>
+      </w:r>
+      <w:r>
+        <w:rPr>
+          <w:rFonts w:ascii="Times New Roman" w:hAnsi="Times New Roman" w:cs="Times New Roman" w:hint="cs"/>
+          <w:rtl/>
+        </w:rPr>
+        <w:t>השתדלות</w:t>
+      </w:r>
+      <w:r>
+        <w:rPr>
+          <w:rFonts w:ascii="Times New Roman" w:hAnsi="Times New Roman" w:cs="Times New Roman"/>
+        </w:rPr>
+        <w:t>. Hashem, please help me.</w:t>
+      </w:r>
+      <w:r>
+        <w:rPr>
+          <w:rFonts w:ascii="Times New Roman" w:hAnsi="Times New Roman" w:cs="Times New Roman"/>
+        </w:rPr>
+        <w:t>”</w:t>
+      </w:r>
+      <w:r>
+        <w:rPr>
+          <w:rFonts w:ascii="Times New Roman" w:hAnsi="Times New Roman" w:cs="Times New Roman"/>
+        </w:rPr>
+        <w:t xml:space="preserve"> Invariably, that </w:t>
+      </w:r>
+      <w:r>
+        <w:rPr>
+          <w:rFonts w:ascii="Times New Roman" w:hAnsi="Times New Roman" w:cs="Times New Roman" w:hint="cs"/>
+          <w:rtl/>
+        </w:rPr>
+        <w:t>תפילה</w:t>
+      </w:r>
+      <w:r>
+        <w:rPr>
+          <w:rFonts w:ascii="Times New Roman" w:hAnsi="Times New Roman" w:cs="Times New Roman"/>
+        </w:rPr>
+        <w:t xml:space="preserve"> works. Try it, it does.)</w:t>
       </w:r>
     </w:p>
     <w:p>
@@ -1242,19 +1388,7 @@
         <w:rPr>
           <w:rFonts w:ascii="Times New Roman" w:hAnsi="Times New Roman" w:cs="Times New Roman"/>
         </w:rPr>
-        <w:t xml:space="preserve">Number two: Every problem, no matter how tough, has a solution. All you need is to strain your brain and daven to Hashem - not in that order - to grant you the wisdom and insights to find the way out of your predicament. (I must tell you as an aside, frequently, I have been faced with problems and I finally say, </w:t>
-      </w:r>
-      <w:r>
-        <w:rPr>
-          <w:rFonts w:ascii="Times New Roman" w:hAnsi="Times New Roman" w:cs="Times New Roman"/>
-        </w:rPr>
-        <w:t>“</w:t>
-      </w:r>
-      <w:r>
-        <w:rPr>
-          <w:rFonts w:ascii="Times New Roman" w:hAnsi="Times New Roman" w:cs="Times New Roman"/>
-        </w:rPr>
-        <w:t>You know, I give up. Hashem, I</w:t>
+        <w:t>Number three: R</w:t>
       </w:r>
       <w:r>
         <w:rPr>
@@ -1266,45 +1400,44 @@
         <w:rPr>
           <w:rFonts w:ascii="Times New Roman" w:hAnsi="Times New Roman" w:cs="Times New Roman"/>
         </w:rPr>
-        <w:t xml:space="preserve">m leaving it up to you. I tried my </w:t>
-      </w:r>
-      <w:r>
-        <w:rPr>
-          <w:rFonts w:ascii="Times New Roman" w:hAnsi="Times New Roman" w:cs="Times New Roman" w:hint="cs"/>
-          <w:rtl/>
-        </w:rPr>
-        <w:t>השתדלות</w:t>
-      </w:r>
-      <w:r>
-        <w:rPr>
-          <w:rFonts w:ascii="Times New Roman" w:hAnsi="Times New Roman" w:cs="Times New Roman"/>
-        </w:rPr>
-        <w:t>. Hashem, please help me.</w:t>
-      </w:r>
-      <w:r>
-        <w:rPr>
-          <w:rFonts w:ascii="Times New Roman" w:hAnsi="Times New Roman" w:cs="Times New Roman"/>
-        </w:rPr>
-        <w:t>”</w:t>
-      </w:r>
-      <w:r>
-        <w:rPr>
-          <w:rFonts w:ascii="Times New Roman" w:hAnsi="Times New Roman" w:cs="Times New Roman"/>
-        </w:rPr>
-        <w:t xml:space="preserve"> Invariably, that </w:t>
-      </w:r>
-      <w:r>
-        <w:rPr>
-          <w:rFonts w:ascii="Times New Roman" w:hAnsi="Times New Roman" w:cs="Times New Roman" w:hint="cs"/>
-          <w:rtl/>
-        </w:rPr>
-        <w:t>תפילה</w:t>
-      </w:r>
-      <w:r>
-        <w:rPr>
-          <w:rFonts w:ascii="Times New Roman" w:hAnsi="Times New Roman" w:cs="Times New Roman"/>
-        </w:rPr>
-        <w:t xml:space="preserve"> works. Try it, it does.)</w:t>
+        <w:t xml:space="preserve"> Genachowski also taught that this story can be viewed as a </w:t>
+      </w:r>
+      <w:r>
+        <w:rPr>
+          <w:rFonts w:ascii="Times New Roman" w:hAnsi="Times New Roman" w:cs="Times New Roman" w:hint="cs"/>
+          <w:rtl/>
+        </w:rPr>
+        <w:t>משל</w:t>
+      </w:r>
+      <w:r>
+        <w:rPr>
+          <w:rFonts w:ascii="Times New Roman" w:hAnsi="Times New Roman" w:cs="Times New Roman"/>
+        </w:rPr>
+        <w:t>. Every person has ice in his heart. This ice causes his heart to be unsettled. He lacks true joy, inner peace, and satisfaction. However, a person can slowly melt this ice by thinking about his own insignificance. When a person internalizes the fact</w:t>
+      </w:r>
+      <w:r>
+        <w:rPr>
+          <w:rFonts w:ascii="Times New Roman" w:hAnsi="Times New Roman" w:cs="Times New Roman"/>
+        </w:rPr>
+        <w:t xml:space="preserve"> that</w:t>
+      </w:r>
+      <w:r>
+        <w:rPr>
+          <w:rFonts w:ascii="Times New Roman" w:hAnsi="Times New Roman" w:cs="Times New Roman"/>
+        </w:rPr>
+        <w:t xml:space="preserve"> he is but a tiny speck in Hashem</w:t>
+      </w:r>
+      <w:r>
+        <w:rPr>
+          <w:rFonts w:ascii="Times New Roman" w:hAnsi="Times New Roman" w:cs="Times New Roman"/>
+        </w:rPr>
+        <w:t>’</w:t>
+      </w:r>
+      <w:r>
+        <w:rPr>
+          <w:rFonts w:ascii="Times New Roman" w:hAnsi="Times New Roman" w:cs="Times New Roman"/>
+        </w:rPr>
+        <w:t>s enormous universe, and if he acts with true humility, the ice surrounding his heart will gradually melt and his heart will settle itself securely into its proper place.</w:t>
       </w:r>
     </w:p>
     <w:p>
@@ -1318,7 +1451,7 @@
         <w:rPr>
           <w:rFonts w:ascii="Times New Roman" w:hAnsi="Times New Roman" w:cs="Times New Roman"/>
         </w:rPr>
-        <w:t>Number three: R</w:t>
+        <w:t>As a P.S., many of you have heard of the name Rabbi Menachem Genack. He</w:t>
       </w:r>
       <w:r>
         <w:rPr>
@@ -1330,20 +1463,20 @@
         <w:rPr>
           <w:rFonts w:ascii="Times New Roman" w:hAnsi="Times New Roman" w:cs="Times New Roman"/>
         </w:rPr>
-        <w:t xml:space="preserve"> Genachowski also taught that this story can be viewed as a </w:t>
-      </w:r>
-      <w:r>
-        <w:rPr>
-          <w:rFonts w:ascii="Times New Roman" w:hAnsi="Times New Roman" w:cs="Times New Roman" w:hint="cs"/>
-          <w:rtl/>
-        </w:rPr>
-        <w:t>משל</w:t>
-      </w:r>
-      <w:r>
-        <w:rPr>
-          <w:rFonts w:ascii="Times New Roman" w:hAnsi="Times New Roman" w:cs="Times New Roman"/>
-        </w:rPr>
-        <w:t>. Every person has ice in his heart. This ice causes his heart to be unsettled. He lacks true joy, inner peace, and satisfaction. However, a person can slowly melt this ice by thinking about his own insignificance. When a person internalizes the fact he is but a tiny speck in Hashem</w:t>
+        <w:t xml:space="preserve">s the head of the OU and a chavrusa of mine from our school days. He is an </w:t>
+      </w:r>
+      <w:r>
+        <w:rPr>
+          <w:rFonts w:ascii="Times New Roman" w:hAnsi="Times New Roman" w:cs="Times New Roman" w:hint="cs"/>
+          <w:rtl/>
+        </w:rPr>
+        <w:t>אייניקל</w:t>
+      </w:r>
+      <w:r>
+        <w:rPr>
+          <w:rFonts w:ascii="Times New Roman" w:hAnsi="Times New Roman" w:cs="Times New Roman"/>
+        </w:rPr>
+        <w:t xml:space="preserve"> of R</w:t>
       </w:r>
       <w:r>
         <w:rPr>
@@ -1355,7 +1488,32 @@
         <w:rPr>
           <w:rFonts w:ascii="Times New Roman" w:hAnsi="Times New Roman" w:cs="Times New Roman"/>
         </w:rPr>
-        <w:t>s enormous universe, and if he acts with true humility, the ice surrounding his heart will gradually melt and his heart will settle itself securely into its proper place.</w:t>
+        <w:t xml:space="preserve"> Genachowski, and he always enjoys hearing stories about his Zeidy</w:t>
+      </w:r>
+      <w:r>
+        <w:rPr>
+          <w:rFonts w:ascii="Times New Roman" w:hAnsi="Times New Roman" w:cs="Times New Roman"/>
+        </w:rPr>
+        <w:t>’</w:t>
+      </w:r>
+      <w:r>
+        <w:rPr>
+          <w:rFonts w:ascii="Times New Roman" w:hAnsi="Times New Roman" w:cs="Times New Roman"/>
+        </w:rPr>
+        <w:t xml:space="preserve">s </w:t>
+      </w:r>
+      <w:r>
+        <w:rPr>
+          <w:rFonts w:ascii="Times New Roman" w:hAnsi="Times New Roman" w:cs="Times New Roman" w:hint="cs"/>
+          <w:rtl/>
+        </w:rPr>
+        <w:t>גדלות</w:t>
+      </w:r>
+      <w:r>
+        <w:rPr>
+          <w:rFonts w:ascii="Times New Roman" w:hAnsi="Times New Roman" w:cs="Times New Roman"/>
+        </w:rPr>
+        <w:t>.</w:t>
       </w:r>
     </w:p>
     <w:p>
@@ -1365,88 +1523,6 @@
           <w:rFonts w:ascii="Times New Roman" w:hAnsi="Times New Roman" w:cs="Times New Roman"/>
         </w:rPr>
       </w:pPr>
-      <w:r>
-        <w:rPr>
-          <w:rFonts w:ascii="Times New Roman" w:hAnsi="Times New Roman" w:cs="Times New Roman"/>
-        </w:rPr>
-        <w:t>That story has tremendous lessons to teach us all.</w:t>
-      </w:r>
-    </w:p>
-    <w:p>
-      <w:pPr>
-        <w:jc w:val="both"/>
-        <w:rPr>
-          <w:rFonts w:ascii="Times New Roman" w:hAnsi="Times New Roman" w:cs="Times New Roman"/>
-        </w:rPr>
-      </w:pPr>
-      <w:r>
-        <w:rPr>
-          <w:rFonts w:ascii="Times New Roman" w:hAnsi="Times New Roman" w:cs="Times New Roman"/>
-        </w:rPr>
-        <w:t>As a P.S., many of you have heard of the name Rabbi Menachem Genack. He</w:t>
-      </w:r>
-      <w:r>
-        <w:rPr>
-          <w:rFonts w:ascii="Times New Roman" w:hAnsi="Times New Roman" w:cs="Times New Roman"/>
-        </w:rPr>
-        <w:t>’</w:t>
-      </w:r>
-      <w:r>
-        <w:rPr>
-          <w:rFonts w:ascii="Times New Roman" w:hAnsi="Times New Roman" w:cs="Times New Roman"/>
-        </w:rPr>
-        <w:t xml:space="preserve">s the head of the OU and a chavrusa of mine from our school days. He is an </w:t>
-      </w:r>
-      <w:r>
-        <w:rPr>
-          <w:rFonts w:ascii="Times New Roman" w:hAnsi="Times New Roman" w:cs="Times New Roman" w:hint="cs"/>
-          <w:rtl/>
-        </w:rPr>
-        <w:t>אייניקל</w:t>
-      </w:r>
-      <w:r>
-        <w:rPr>
-          <w:rFonts w:ascii="Times New Roman" w:hAnsi="Times New Roman" w:cs="Times New Roman"/>
-        </w:rPr>
-        <w:t xml:space="preserve"> of R</w:t>
-      </w:r>
-      <w:r>
-        <w:rPr>
-          <w:rFonts w:ascii="Times New Roman" w:hAnsi="Times New Roman" w:cs="Times New Roman"/>
-        </w:rPr>
-        <w:t>’</w:t>
-      </w:r>
-      <w:r>
-        <w:rPr>
-          <w:rFonts w:ascii="Times New Roman" w:hAnsi="Times New Roman" w:cs="Times New Roman"/>
-        </w:rPr>
-        <w:t xml:space="preserve"> Genachowski, and he always enjoys hearing stories about his Zeidy</w:t>
-      </w:r>
-      <w:r>
-        <w:rPr>
-          <w:rFonts w:ascii="Times New Roman" w:hAnsi="Times New Roman" w:cs="Times New Roman"/>
-        </w:rPr>
-        <w:t>’</w:t>
-      </w:r>
-      <w:r>
-        <w:rPr>
-          <w:rFonts w:ascii="Times New Roman" w:hAnsi="Times New Roman" w:cs="Times New Roman"/>
-        </w:rPr>
-        <w:t xml:space="preserve">s </w:t>
-      </w:r>
-      <w:r>
-        <w:rPr>
-          <w:rFonts w:ascii="Times New Roman" w:hAnsi="Times New Roman" w:cs="Times New Roman" w:hint="cs"/>
-          <w:rtl/>
-        </w:rPr>
-        <w:t>גדלות</w:t>
-      </w:r>
-      <w:r>
-        <w:rPr>
-          <w:rFonts w:ascii="Times New Roman" w:hAnsi="Times New Roman" w:cs="Times New Roman"/>
-        </w:rPr>
-        <w:t>.</w:t>
-      </w:r>
     </w:p>
     <w:sectPr>
       <w:footerReference w:type="default" r:id="rId6"/>
